--- a/pr-preview/pr-344/notation-tracked-changes.docx
+++ b/pr-preview/pr-344/notation-tracked-changes.docx
@@ -16,7 +16,7 @@
       </w:pPr>
       <w:del w:id="1" w:author="PR Preview" w:date="2026-01-01T00:00:00Z">
         <w:r>
-          <w:delText xml:space="preserve">Last modified: 2026-10-17 02:34:23 (PDT)</w:delText>
+          <w:delText xml:space="preserve">Last modified: 2026-10-17 03:46:15 (PDT)</w:delText>
         </w:r>
       </w:del>
     </w:p>
@@ -26,7 +26,7 @@
       </w:pPr>
       <w:ins w:id="2" w:author="PR Preview" w:date="2026-01-01T00:00:00Z">
         <w:r>
-          <w:t xml:space="preserve">Last modified: 2026-10-17 03:11:51 (PDT)</w:t>
+          <w:t xml:space="preserve">Last modified: 2026-10-17 04:23:40 (PDT)</w:t>
         </w:r>
       </w:ins>
     </w:p>
@@ -1611,307 +1611,44 @@
       </w:r>
     </w:p>
     <w:bookmarkEnd w:id="27"/>
-    <w:bookmarkStart w:id="34" w:name="X93a3d4ef5e06a67ae6b891e46b41b74b3674f55"/>
+    <w:bookmarkStart w:id="41" w:name="sec-subscripts-parentheses"/>
     <w:p>
       <w:pPr>
         <w:pStyle w:val="Heading2"/>
       </w:pPr>
       <w:r>
-        <w:t xml:space="preserve">2 Why is notation in probability and statistics so inconsistent and disorganized?</w:t>
+        <w:t xml:space="preserve">2 Subscripts and parentheses</w:t>
       </w:r>
     </w:p>
+    <w:bookmarkStart w:id="30" w:name="rem-subscript-parentheses-convention"/>
     <w:p>
       <w:pPr>
         <w:pStyle w:val="FirstParagraph"/>
       </w:pPr>
       <w:r>
-        <w:t xml:space="preserve">In grad school,</w:t>
-      </w:r>
-      <w:r>
-        <w:t xml:space="preserve"> </w:t>
-      </w:r>
-      <w:r>
-        <w:t xml:space="preserve">we are asked to learn</w:t>
-      </w:r>
-      <w:r>
-        <w:t xml:space="preserve"> </w:t>
-      </w:r>
-      <w:r>
-        <w:t xml:space="preserve">from increasingly disorganized materials and lectures.</w:t>
-      </w:r>
-      <w:r>
-        <w:t xml:space="preserve"> </w:t>
-      </w:r>
-      <w:r>
-        <w:t xml:space="preserve">Not coincidentally,</w:t>
-      </w:r>
-      <w:r>
-        <w:t xml:space="preserve"> </w:t>
-      </w:r>
-      <w:r>
-        <w:t xml:space="preserve">as the amount of organization decreases,</w:t>
-      </w:r>
-      <w:r>
-        <w:t xml:space="preserve"> </w:t>
-      </w:r>
-      <w:r>
-        <w:t xml:space="preserve">the amount of complexity increases,</w:t>
-      </w:r>
-      <w:r>
-        <w:t xml:space="preserve"> </w:t>
-      </w:r>
-      <w:r>
-        <w:t xml:space="preserve">the amount of difficulty increases,</w:t>
-      </w:r>
-      <w:r>
-        <w:t xml:space="preserve"> </w:t>
-      </w:r>
-      <w:r>
-        <w:t xml:space="preserve">the number of reliable references decreases,</w:t>
-      </w:r>
-      <w:r>
-        <w:t xml:space="preserve"> </w:t>
-      </w:r>
-      <w:r>
-        <w:t xml:space="preserve">and the amount of inconsistency in notation and content increases</w:t>
-      </w:r>
-      <w:r>
-        <w:t xml:space="preserve"> </w:t>
-      </w:r>
-      <w:r>
-        <w:t xml:space="preserve">(both between multiple references and within single references!).</w:t>
-      </w:r>
-      <w:r>
-        <w:t xml:space="preserve"> </w:t>
-      </w:r>
-      <w:r>
-        <w:t xml:space="preserve">In other words,</w:t>
-      </w:r>
-      <w:r>
-        <w:t xml:space="preserve"> </w:t>
-      </w:r>
-      <w:r>
-        <w:t xml:space="preserve">as you approach the cutting-edge of most fields,</w:t>
-      </w:r>
-      <w:r>
-        <w:t xml:space="preserve"> </w:t>
-      </w:r>
-      <w:r>
-        <w:t xml:space="preserve">you start to run into content</w:t>
-      </w:r>
-      <w:r>
-        <w:t xml:space="preserve"> </w:t>
-      </w:r>
-      <w:r>
-        <w:t xml:space="preserve">that hasn’t been fully thought through or standardized.</w:t>
-      </w:r>
-      <w:r>
-        <w:t xml:space="preserve"> </w:t>
-      </w:r>
-      <w:r>
-        <w:t xml:space="preserve">This lack of clarity</w:t>
-      </w:r>
-      <w:r>
-        <w:t xml:space="preserve"> </w:t>
-      </w:r>
-      <w:r>
-        <w:t xml:space="preserve">is unfortunate and undesirable,</w:t>
-      </w:r>
-      <w:r>
-        <w:t xml:space="preserve"> </w:t>
-      </w:r>
-      <w:r>
-        <w:t xml:space="preserve">but it is understandable and inevitable.</w:t>
-      </w:r>
-    </w:p>
-    <w:p>
-      <w:pPr>
-        <w:pStyle w:val="BodyText"/>
-      </w:pPr>
-      <w:r>
-        <w:t xml:space="preserve">It’s worth noting</w:t>
-      </w:r>
-      <w:r>
-        <w:t xml:space="preserve"> </w:t>
-      </w:r>
-      <w:r>
-        <w:t xml:space="preserve">that calculus was formalized in the</w:t>
-      </w:r>
-      <w:r>
-        <w:t xml:space="preserve"> </w:t>
-      </w:r>
-      <w:hyperlink r:id="rId28">
-        <w:r>
-          <w:rPr>
-            <w:rStyle w:val="Hyperlink"/>
-          </w:rPr>
-          <w:t xml:space="preserve">1600s</w:t>
-        </w:r>
-      </w:hyperlink>
-      <w:r>
-        <w:t xml:space="preserve">,</w:t>
-      </w:r>
-      <w:r>
-        <w:t xml:space="preserve"> </w:t>
-      </w:r>
-      <w:r>
-        <w:t xml:space="preserve">elementary algebra was formalized around</w:t>
-      </w:r>
-      <w:r>
-        <w:t xml:space="preserve"> </w:t>
-      </w:r>
-      <w:hyperlink r:id="rId29">
-        <w:r>
-          <w:rPr>
-            <w:rStyle w:val="Hyperlink"/>
-          </w:rPr>
-          <w:t xml:space="preserve">820</w:t>
-        </w:r>
-      </w:hyperlink>
-      <w:r>
-        <w:t xml:space="preserve">,</w:t>
-      </w:r>
-      <w:r>
-        <w:t xml:space="preserve"> </w:t>
-      </w:r>
-      <w:r>
-        <w:t xml:space="preserve">and arithmetic</w:t>
-      </w:r>
-      <w:r>
-        <w:t xml:space="preserve"> </w:t>
-      </w:r>
-      <w:hyperlink r:id="rId30">
-        <w:r>
-          <w:rPr>
-            <w:rStyle w:val="Hyperlink"/>
-          </w:rPr>
-          <w:t xml:space="preserve">even earlier</w:t>
-        </w:r>
-      </w:hyperlink>
-      <w:r>
-        <w:t xml:space="preserve">.</w:t>
-      </w:r>
-      <w:r>
-        <w:t xml:space="preserve"> </w:t>
-      </w:r>
-      <w:r>
-        <w:t xml:space="preserve">And calculus still has</w:t>
-      </w:r>
-      <w:r>
-        <w:t xml:space="preserve"> </w:t>
-      </w:r>
-      <w:hyperlink r:id="rId31">
-        <w:r>
-          <w:rPr>
-            <w:rStyle w:val="Hyperlink"/>
-          </w:rPr>
-          <w:t xml:space="preserve">several competing notation systems</w:t>
-        </w:r>
-      </w:hyperlink>
-      <w:r>
-        <w:t xml:space="preserve">.</w:t>
-      </w:r>
-      <w:r>
-        <w:t xml:space="preserve"> </w:t>
-      </w:r>
-      <w:r>
-        <w:t xml:space="preserve">In contrast, the field of statistics only emerged in the</w:t>
-      </w:r>
-      <w:r>
-        <w:t xml:space="preserve"> </w:t>
-      </w:r>
-      <w:hyperlink r:id="rId32">
-        <w:r>
-          <w:rPr>
-            <w:rStyle w:val="Hyperlink"/>
-          </w:rPr>
-          <w:t xml:space="preserve">late 1800s and early 1900s</w:t>
-        </w:r>
-      </w:hyperlink>
-      <w:r>
-        <w:t xml:space="preserve">,</w:t>
-      </w:r>
-      <w:r>
-        <w:t xml:space="preserve"> </w:t>
-      </w:r>
-      <w:r>
-        <w:t xml:space="preserve">so it’s not surprising that the notation and terminology is still developing.</w:t>
-      </w:r>
-      <w:r>
-        <w:t xml:space="preserve"> </w:t>
-      </w:r>
-      <w:r>
-        <w:t xml:space="preserve">Generalized linear models were only formalized in 1972</w:t>
-      </w:r>
-      <w:r>
-        <w:t xml:space="preserve"> </w:t>
-      </w:r>
-      <w:r>
-        <w:t xml:space="preserve">(Nelder and Wedderburn 1972)</w:t>
-      </w:r>
-      <w:r>
-        <w:t xml:space="preserve">,</w:t>
-      </w:r>
-      <w:r>
-        <w:t xml:space="preserve"> </w:t>
-      </w:r>
-      <w:r>
-        <w:t xml:space="preserve">which is very recent in terms of the</w:t>
-      </w:r>
-      <w:r>
-        <w:t xml:space="preserve"> </w:t>
-      </w:r>
-      <w:hyperlink r:id="rId33">
-        <w:r>
-          <w:rPr>
-            <w:rStyle w:val="Hyperlink"/>
-          </w:rPr>
-          <w:t xml:space="preserve">pace of scientific development</w:t>
-        </w:r>
-      </w:hyperlink>
-      <w:r>
-        <w:t xml:space="preserve">.</w:t>
-      </w:r>
-    </w:p>
-    <w:bookmarkEnd w:id="34"/>
-    <w:bookmarkStart w:id="41" w:name="sec-further-reading"/>
-    <w:p>
-      <w:pPr>
-        <w:pStyle w:val="Heading2"/>
-      </w:pPr>
-      <w:r>
-        <w:t xml:space="preserve">3 Further reading</w:t>
-      </w:r>
-    </w:p>
-    <w:p>
-      <w:pPr>
-        <w:pStyle w:val="FirstParagraph"/>
-      </w:pPr>
-      <w:r>
-        <w:t xml:space="preserve">For the logical symbols and proof conventions used in these notes</w:t>
-      </w:r>
-      <w:r>
-        <w:t xml:space="preserve"> </w:t>
-      </w:r>
-      <w:r>
-        <w:t xml:space="preserve">(whose definitions are on the</w:t>
-      </w:r>
-      <w:r>
-        <w:t xml:space="preserve"> </w:t>
-      </w:r>
-      <w:hyperlink r:id="rId35">
-        <w:r>
-          <w:rPr>
-            <w:rStyle w:val="Hyperlink"/>
-          </w:rPr>
-          <w:t xml:space="preserve">Proof Writing</w:t>
-        </w:r>
-      </w:hyperlink>
-      <w:r>
-        <w:t xml:space="preserve"> </w:t>
-      </w:r>
-      <w:r>
-        <w:t xml:space="preserve">page):</w:t>
+        <w:rPr>
+          <w:i/>
+          <w:iCs/>
+        </w:rPr>
+        <w:t xml:space="preserve">Remark 1</w:t>
+      </w:r>
+      <w:r>
+        <w:t xml:space="preserve"> (Our convention for subscripts and parentheses). </w:t>
+      </w:r>
+      <w:r>
+        <w:t xml:space="preserve">Subscripts and parentheses both attach extra information to a symbol,</w:t>
+      </w:r>
+      <w:r>
+        <w:t xml:space="preserve"> </w:t>
+      </w:r>
+      <w:r>
+        <w:t xml:space="preserve">and sources divide the work between them differently.</w:t>
+      </w:r>
+      <w:r>
+        <w:t xml:space="preserve"> </w:t>
+      </w:r>
+      <w:r>
+        <w:t xml:space="preserve">These notes follow two rules of thumb:</w:t>
       </w:r>
     </w:p>
     <w:p>
@@ -1923,47 +1660,127 @@
         </w:numPr>
       </w:pPr>
       <w:r>
-        <w:t xml:space="preserve">Velleman (2019)</w:t>
-      </w:r>
-      <w:r>
-        <w:t xml:space="preserve"> </w:t>
-      </w:r>
-      <w:r>
-        <w:t xml:space="preserve">explains how mathematical statements are built from</w:t>
-      </w:r>
-      <w:r>
-        <w:t xml:space="preserve"> </w:t>
-      </w:r>
-      <w:r>
-        <w:t xml:space="preserve">logical connectives (</w:t>
-      </w:r>
-      <w:hyperlink r:id="rId36">
+        <w:t xml:space="preserve">A subscript names which member of an</w:t>
+      </w:r>
+      <w:r>
+        <w:t xml:space="preserve"> </w:t>
+      </w:r>
+      <w:hyperlink r:id="rId28">
         <w:r>
           <w:rPr>
             <w:rStyle w:val="Hyperlink"/>
           </w:rPr>
-          <w:t xml:space="preserve">definition</w:t>
+          <w:t xml:space="preserve">indexed family</w:t>
         </w:r>
       </w:hyperlink>
       <w:r>
-        <w:t xml:space="preserve">) and quantifiers (</w:t>
-      </w:r>
-      <w:hyperlink r:id="rId37">
+        <w:t xml:space="preserve"> </w:t>
+      </w:r>
+      <w:r>
+        <w:t xml:space="preserve">we mean.</w:t>
+      </w:r>
+      <w:r>
+        <w:t xml:space="preserve"> </w:t>
+      </w:r>
+      <w:r>
+        <w:t xml:space="preserve">It holds an index, such as the</w:t>
+      </w:r>
+      <w:r>
+        <w:t xml:space="preserve"> </w:t>
+      </w:r>
+      <m:oMath>
+        <m:r>
+          <m:t>i</m:t>
+        </m:r>
+      </m:oMath>
+      <w:r>
+        <w:t xml:space="preserve"> </w:t>
+      </w:r>
+      <w:r>
+        <w:t xml:space="preserve">in</w:t>
+      </w:r>
+      <w:r>
+        <w:t xml:space="preserve"> </w:t>
+      </w:r>
+      <m:oMath>
+        <m:sSub>
+          <m:e>
+            <m:r>
+              <m:t>x</m:t>
+            </m:r>
+          </m:e>
+          <m:sub>
+            <m:r>
+              <m:t>i</m:t>
+            </m:r>
+          </m:sub>
+        </m:sSub>
+      </m:oMath>
+      <w:r>
+        <w:t xml:space="preserve">,</w:t>
+      </w:r>
+      <w:r>
+        <w:t xml:space="preserve"> </w:t>
+      </w:r>
+      <w:r>
+        <w:t xml:space="preserve">or a parameter that picks one</w:t>
+      </w:r>
+      <w:r>
+        <w:t xml:space="preserve"> </w:t>
+      </w:r>
+      <w:hyperlink r:id="rId29">
         <w:r>
           <w:rPr>
             <w:rStyle w:val="Hyperlink"/>
           </w:rPr>
-          <w:t xml:space="preserve">definition</w:t>
+          <w:t xml:space="preserve">function</w:t>
         </w:r>
       </w:hyperlink>
       <w:r>
-        <w:t xml:space="preserve">),</w:t>
-      </w:r>
-      <w:r>
-        <w:t xml:space="preserve"> </w:t>
-      </w:r>
-      <w:r>
-        <w:t xml:space="preserve">and how to read and write them.</w:t>
+        <w:t xml:space="preserve"> </w:t>
+      </w:r>
+      <w:r>
+        <w:t xml:space="preserve">or distribution out of the family,</w:t>
+      </w:r>
+      <w:r>
+        <w:t xml:space="preserve"> </w:t>
+      </w:r>
+      <w:r>
+        <w:t xml:space="preserve">such as the</w:t>
+      </w:r>
+      <w:r>
+        <w:t xml:space="preserve"> </w:t>
+      </w:r>
+      <m:oMath>
+        <m:r>
+          <m:t>θ</m:t>
+        </m:r>
+      </m:oMath>
+      <w:r>
+        <w:t xml:space="preserve"> </w:t>
+      </w:r>
+      <w:r>
+        <w:t xml:space="preserve">in</w:t>
+      </w:r>
+      <w:r>
+        <w:t xml:space="preserve"> </w:t>
+      </w:r>
+      <m:oMath>
+        <m:sSub>
+          <m:e>
+            <m:r>
+              <m:t>f</m:t>
+            </m:r>
+          </m:e>
+          <m:sub>
+            <m:r>
+              <m:t>θ</m:t>
+            </m:r>
+          </m:sub>
+        </m:sSub>
+      </m:oMath>
+      <w:r>
+        <w:t xml:space="preserve">.</w:t>
       </w:r>
     </w:p>
     <w:p>
@@ -1975,25 +1792,39 @@
         </w:numPr>
       </w:pPr>
       <w:r>
-        <w:t xml:space="preserve">Barker-Plummer et al. (2011)</w:t>
-      </w:r>
-      <w:r>
-        <w:t xml:space="preserve"> </w:t>
-      </w:r>
-      <w:r>
-        <w:t xml:space="preserve">covers the same symbols as a formal language,</w:t>
-      </w:r>
-      <w:r>
-        <w:t xml:space="preserve"> </w:t>
-      </w:r>
-      <w:r>
-        <w:t xml:space="preserve">with propositional logic (the logic of connectives)</w:t>
-      </w:r>
-      <w:r>
-        <w:t xml:space="preserve"> </w:t>
-      </w:r>
-      <w:r>
-        <w:t xml:space="preserve">and first-order logic (which adds quantifiers).</w:t>
+        <w:t xml:space="preserve">Parentheses hold the input a function is evaluated at,</w:t>
+      </w:r>
+      <w:r>
+        <w:t xml:space="preserve"> </w:t>
+      </w:r>
+      <w:r>
+        <w:t xml:space="preserve">as in</w:t>
+      </w:r>
+      <w:r>
+        <w:t xml:space="preserve"> </w:t>
+      </w:r>
+      <m:oMath>
+        <m:r>
+          <m:t>f</m:t>
+        </m:r>
+        <m:r>
+          <m:rPr>
+            <m:sty m:val="p"/>
+          </m:rPr>
+          <m:t>(</m:t>
+        </m:r>
+        <m:r>
+          <m:t>x</m:t>
+        </m:r>
+        <m:r>
+          <m:rPr>
+            <m:sty m:val="p"/>
+          </m:rPr>
+          <m:t>)</m:t>
+        </m:r>
+      </m:oMath>
+      <w:r>
+        <w:t xml:space="preserve">.</w:t>
       </w:r>
     </w:p>
     <w:p>
@@ -2001,12 +1832,2193 @@
         <w:pStyle w:val="FirstParagraph"/>
       </w:pPr>
       <w:r>
+        <w:t xml:space="preserve">Under these rules,</w:t>
+      </w:r>
+      <w:r>
+        <w:t xml:space="preserve"> </w:t>
+      </w:r>
+      <m:oMath>
+        <m:sSub>
+          <m:e>
+            <m:r>
+              <m:t>f</m:t>
+            </m:r>
+          </m:e>
+          <m:sub>
+            <m:r>
+              <m:t>θ</m:t>
+            </m:r>
+          </m:sub>
+        </m:sSub>
+        <m:r>
+          <m:rPr>
+            <m:sty m:val="p"/>
+          </m:rPr>
+          <m:t>(</m:t>
+        </m:r>
+        <m:r>
+          <m:t>x</m:t>
+        </m:r>
+        <m:r>
+          <m:rPr>
+            <m:sty m:val="p"/>
+          </m:rPr>
+          <m:t>)</m:t>
+        </m:r>
+      </m:oMath>
+      <w:r>
+        <w:t xml:space="preserve"> </w:t>
+      </w:r>
+      <w:r>
+        <w:t xml:space="preserve">reads</w:t>
+      </w:r>
+      <w:r>
+        <w:t xml:space="preserve"> </w:t>
+      </w:r>
+      <w:r>
+        <w:t xml:space="preserve">“the member of the family labeled</w:t>
+      </w:r>
+      <w:r>
+        <w:t xml:space="preserve"> </w:t>
+      </w:r>
+      <m:oMath>
+        <m:r>
+          <m:t>θ</m:t>
+        </m:r>
+      </m:oMath>
+      <w:r>
+        <w:t xml:space="preserve">, evaluated at</w:t>
+      </w:r>
+      <w:r>
+        <w:t xml:space="preserve"> </w:t>
+      </w:r>
+      <m:oMath>
+        <m:r>
+          <m:t>x</m:t>
+        </m:r>
+      </m:oMath>
+      <w:r>
+        <w:t xml:space="preserve">”</w:t>
+      </w:r>
+      <w:r>
+        <w:t xml:space="preserve">.</w:t>
+      </w:r>
+      <w:r>
+        <w:t xml:space="preserve"> </w:t>
+      </w:r>
+      <w:r>
+        <w:t xml:space="preserve">Nothing forces this split.</w:t>
+      </w:r>
+      <w:r>
+        <w:t xml:space="preserve"> </w:t>
+      </w:r>
+      <w:r>
+        <w:t xml:space="preserve">It is a convention for keeping a formula readable,</w:t>
+      </w:r>
+      <w:r>
+        <w:t xml:space="preserve"> </w:t>
+      </w:r>
+      <w:r>
+        <w:t xml:space="preserve">and you will meet the same objects written the other way around.</w:t>
+      </w:r>
+    </w:p>
+    <w:bookmarkEnd w:id="30"/>
+    <w:tbl>
+      <w:tblPr>
+        <w:tblStyle w:val="Table"/>
+        <w:tblW w:type="pct" w:w="5000"/>
+        <w:tblLayout w:type="fixed"/>
+        <w:tblLook w:firstRow="0" w:lastRow="0" w:firstColumn="0" w:lastColumn="0" w:noHBand="0" w:noVBand="0" w:val="0000"/>
+      </w:tblPr>
+      <w:tblGrid>
+        <w:gridCol w:w="7920"/>
+      </w:tblGrid>
+      <w:tr>
+        <w:tc>
+          <w:tcPr/>
+          <w:bookmarkStart w:id="32" w:name="tbl-subscript-parentheses"/>
+          <w:p>
+            <w:pPr>
+              <w:jc w:val="center"/>
+            </w:pPr>
+            <w:pPr>
+              <w:jc w:val="left"/>
+              <w:spacing w:before="200"/>
+              <w:pStyle w:val="ImageCaption"/>
+            </w:pPr>
+            <w:r>
+              <w:t xml:space="preserve">Table 2: Subscripts and parentheses in these notes, and the alternatives</w:t>
+            </w:r>
+          </w:p>
+          <w:tbl>
+            <w:tblPr>
+              <w:tblStyle w:val="Table"/>
+              <w:tblW w:type="pct" w:w="5000"/>
+              <w:tblLayout w:type="fixed"/>
+              <w:tblLook w:firstRow="1" w:lastRow="0" w:firstColumn="0" w:lastColumn="0" w:noHBand="0" w:noVBand="0" w:val="0020"/>
+            </w:tblPr>
+            <w:tblGrid>
+              <w:gridCol w:w="2640"/>
+              <w:gridCol w:w="2640"/>
+              <w:gridCol w:w="2640"/>
+            </w:tblGrid>
+            <w:tr>
+              <w:trPr>
+                <w:tblHeader w:val="on"/>
+              </w:trPr>
+              <w:tc>
+                <w:tcPr/>
+                <w:p>
+                  <w:pPr>
+                    <w:pStyle w:val="Compact"/>
+                    <w:jc w:val="center"/>
+                  </w:pPr>
+                  <w:r>
+                    <w:t xml:space="preserve">object</w:t>
+                  </w:r>
+                </w:p>
+              </w:tc>
+              <w:tc>
+                <w:tcPr/>
+                <w:p>
+                  <w:pPr>
+                    <w:pStyle w:val="Compact"/>
+                    <w:jc w:val="center"/>
+                  </w:pPr>
+                  <w:r>
+                    <w:t xml:space="preserve">our form</w:t>
+                  </w:r>
+                </w:p>
+              </w:tc>
+              <w:tc>
+                <w:tcPr/>
+                <w:p>
+                  <w:pPr>
+                    <w:pStyle w:val="Compact"/>
+                    <w:jc w:val="center"/>
+                  </w:pPr>
+                  <w:r>
+                    <w:t xml:space="preserve">other forms you may meet</w:t>
+                  </w:r>
+                </w:p>
+              </w:tc>
+            </w:tr>
+            <w:tr>
+              <w:tc>
+                <w:tcPr/>
+                <w:p>
+                  <w:pPr>
+                    <w:pStyle w:val="Compact"/>
+                    <w:jc w:val="center"/>
+                  </w:pPr>
+                  <w:r>
+                    <w:t xml:space="preserve">entry of a vector or matrix</w:t>
+                  </w:r>
+                </w:p>
+              </w:tc>
+              <w:tc>
+                <w:tcPr/>
+                <w:p>
+                  <w:pPr>
+                    <w:pStyle w:val="Compact"/>
+                    <w:jc w:val="center"/>
+                  </w:pPr>
+                  <m:oMath>
+                    <m:sSub>
+                      <m:e>
+                        <m:r>
+                          <m:t>x</m:t>
+                        </m:r>
+                      </m:e>
+                      <m:sub>
+                        <m:r>
+                          <m:t>i</m:t>
+                        </m:r>
+                      </m:sub>
+                    </m:sSub>
+                  </m:oMath>
+                  <w:r>
+                    <w:t xml:space="preserve">,</w:t>
+                  </w:r>
+                  <w:r>
+                    <w:t xml:space="preserve"> </w:t>
+                  </w:r>
+                  <m:oMath>
+                    <m:sSub>
+                      <m:e>
+                        <m:r>
+                          <m:t>A</m:t>
+                        </m:r>
+                      </m:e>
+                      <m:sub>
+                        <m:r>
+                          <m:t>i</m:t>
+                        </m:r>
+                        <m:r>
+                          <m:t>j</m:t>
+                        </m:r>
+                      </m:sub>
+                    </m:sSub>
+                  </m:oMath>
+                </w:p>
+              </w:tc>
+              <w:tc>
+                <w:tcPr/>
+                <w:p>
+                  <w:pPr>
+                    <w:pStyle w:val="Compact"/>
+                    <w:jc w:val="center"/>
+                  </w:pPr>
+                  <m:oMath>
+                    <m:r>
+                      <m:t>x</m:t>
+                    </m:r>
+                    <m:r>
+                      <m:rPr>
+                        <m:sty m:val="p"/>
+                      </m:rPr>
+                      <m:t>(</m:t>
+                    </m:r>
+                    <m:r>
+                      <m:t>i</m:t>
+                    </m:r>
+                    <m:r>
+                      <m:rPr>
+                        <m:sty m:val="p"/>
+                      </m:rPr>
+                      <m:t>)</m:t>
+                    </m:r>
+                  </m:oMath>
+                  <w:r>
+                    <w:t xml:space="preserve">,</w:t>
+                  </w:r>
+                  <w:r>
+                    <w:t xml:space="preserve"> </w:t>
+                  </w:r>
+                  <m:oMath>
+                    <m:r>
+                      <m:t>A</m:t>
+                    </m:r>
+                    <m:r>
+                      <m:rPr>
+                        <m:sty m:val="p"/>
+                      </m:rPr>
+                      <m:t>(</m:t>
+                    </m:r>
+                    <m:r>
+                      <m:t>i</m:t>
+                    </m:r>
+                    <m:r>
+                      <m:rPr>
+                        <m:sty m:val="p"/>
+                      </m:rPr>
+                      <m:t>,</m:t>
+                    </m:r>
+                    <m:r>
+                      <m:t>j</m:t>
+                    </m:r>
+                    <m:r>
+                      <m:rPr>
+                        <m:sty m:val="p"/>
+                      </m:rPr>
+                      <m:t>)</m:t>
+                    </m:r>
+                  </m:oMath>
+                  <w:r>
+                    <w:t xml:space="preserve">, and</w:t>
+                  </w:r>
+                  <w:r>
+                    <w:t xml:space="preserve"> </w:t>
+                  </w:r>
+                  <w:r>
+                    <w:rPr>
+                      <w:rStyle w:val="VerbatimChar"/>
+                    </w:rPr>
+                    <w:t xml:space="preserve">A[i, j]</w:t>
+                  </w:r>
+                  <w:r>
+                    <w:t xml:space="preserve"> </w:t>
+                  </w:r>
+                  <w:r>
+                    <w:t xml:space="preserve">in code</w:t>
+                  </w:r>
+                </w:p>
+              </w:tc>
+            </w:tr>
+            <w:tr>
+              <w:tc>
+                <w:tcPr/>
+                <w:p>
+                  <w:pPr>
+                    <w:pStyle w:val="Compact"/>
+                    <w:jc w:val="center"/>
+                  </w:pPr>
+                  <w:r>
+                    <w:t xml:space="preserve">term of a</w:t>
+                  </w:r>
+                  <w:r>
+                    <w:t xml:space="preserve"> </w:t>
+                  </w:r>
+                  <w:hyperlink r:id="rId31">
+                    <w:r>
+                      <w:rPr>
+                        <w:rStyle w:val="Hyperlink"/>
+                      </w:rPr>
+                      <w:t xml:space="preserve">sequence</w:t>
+                    </w:r>
+                  </w:hyperlink>
+                </w:p>
+              </w:tc>
+              <w:tc>
+                <w:tcPr/>
+                <w:p>
+                  <w:pPr>
+                    <w:pStyle w:val="Compact"/>
+                    <w:jc w:val="center"/>
+                  </w:pPr>
+                  <m:oMath>
+                    <m:sSub>
+                      <m:e>
+                        <m:r>
+                          <m:t>a</m:t>
+                        </m:r>
+                      </m:e>
+                      <m:sub>
+                        <m:r>
+                          <m:t>n</m:t>
+                        </m:r>
+                      </m:sub>
+                    </m:sSub>
+                  </m:oMath>
+                  <w:r>
+                    <w:t xml:space="preserve">​</w:t>
+                  </w:r>
+                </w:p>
+              </w:tc>
+              <w:tc>
+                <w:tcPr/>
+                <w:p>
+                  <w:pPr>
+                    <w:pStyle w:val="Compact"/>
+                    <w:jc w:val="center"/>
+                  </w:pPr>
+                  <m:oMath>
+                    <m:r>
+                      <m:t>a</m:t>
+                    </m:r>
+                    <m:r>
+                      <m:rPr>
+                        <m:sty m:val="p"/>
+                      </m:rPr>
+                      <m:t>(</m:t>
+                    </m:r>
+                    <m:r>
+                      <m:t>n</m:t>
+                    </m:r>
+                    <m:r>
+                      <m:rPr>
+                        <m:sty m:val="p"/>
+                      </m:rPr>
+                      <m:t>)</m:t>
+                    </m:r>
+                  </m:oMath>
+                  <w:r>
+                    <w:t xml:space="preserve">​</w:t>
+                  </w:r>
+                </w:p>
+              </w:tc>
+            </w:tr>
+            <w:tr>
+              <w:tc>
+                <w:tcPr/>
+                <w:p>
+                  <w:pPr>
+                    <w:pStyle w:val="Compact"/>
+                    <w:jc w:val="center"/>
+                  </w:pPr>
+                  <w:r>
+                    <w:t xml:space="preserve">function with a parameter</w:t>
+                  </w:r>
+                </w:p>
+              </w:tc>
+              <w:tc>
+                <w:tcPr/>
+                <w:p>
+                  <w:pPr>
+                    <w:pStyle w:val="Compact"/>
+                    <w:jc w:val="center"/>
+                  </w:pPr>
+                  <m:oMath>
+                    <m:sSub>
+                      <m:e>
+                        <m:r>
+                          <m:t>f</m:t>
+                        </m:r>
+                      </m:e>
+                      <m:sub>
+                        <m:r>
+                          <m:t>θ</m:t>
+                        </m:r>
+                      </m:sub>
+                    </m:sSub>
+                    <m:r>
+                      <m:rPr>
+                        <m:sty m:val="p"/>
+                      </m:rPr>
+                      <m:t>(</m:t>
+                    </m:r>
+                    <m:r>
+                      <m:t>x</m:t>
+                    </m:r>
+                    <m:r>
+                      <m:rPr>
+                        <m:sty m:val="p"/>
+                      </m:rPr>
+                      <m:t>)</m:t>
+                    </m:r>
+                  </m:oMath>
+                  <w:r>
+                    <w:t xml:space="preserve">​</w:t>
+                  </w:r>
+                </w:p>
+              </w:tc>
+              <w:tc>
+                <w:tcPr/>
+                <w:p>
+                  <w:pPr>
+                    <w:pStyle w:val="Compact"/>
+                    <w:jc w:val="center"/>
+                  </w:pPr>
+                  <m:oMath>
+                    <m:r>
+                      <m:t>f</m:t>
+                    </m:r>
+                    <m:r>
+                      <m:rPr>
+                        <m:sty m:val="p"/>
+                      </m:rPr>
+                      <m:t>(</m:t>
+                    </m:r>
+                    <m:r>
+                      <m:t>x</m:t>
+                    </m:r>
+                    <m:r>
+                      <m:rPr>
+                        <m:sty m:val="p"/>
+                      </m:rPr>
+                      <m:t>;</m:t>
+                    </m:r>
+                    <m:r>
+                      <m:t>θ</m:t>
+                    </m:r>
+                    <m:r>
+                      <m:rPr>
+                        <m:sty m:val="p"/>
+                      </m:rPr>
+                      <m:t>)</m:t>
+                    </m:r>
+                  </m:oMath>
+                  <w:r>
+                    <w:t xml:space="preserve">,</w:t>
+                  </w:r>
+                  <w:r>
+                    <w:t xml:space="preserve"> </w:t>
+                  </w:r>
+                  <m:oMath>
+                    <m:r>
+                      <m:t>f</m:t>
+                    </m:r>
+                    <m:r>
+                      <m:rPr>
+                        <m:sty m:val="p"/>
+                      </m:rPr>
+                      <m:t>(</m:t>
+                    </m:r>
+                    <m:r>
+                      <m:t>x</m:t>
+                    </m:r>
+                    <m:r>
+                      <m:rPr>
+                        <m:sty m:val="p"/>
+                      </m:rPr>
+                      <m:t>∣</m:t>
+                    </m:r>
+                    <m:r>
+                      <m:t>θ</m:t>
+                    </m:r>
+                    <m:r>
+                      <m:rPr>
+                        <m:sty m:val="p"/>
+                      </m:rPr>
+                      <m:t>)</m:t>
+                    </m:r>
+                  </m:oMath>
+                  <w:r>
+                    <w:t xml:space="preserve">,</w:t>
+                  </w:r>
+                  <w:r>
+                    <w:t xml:space="preserve"> </w:t>
+                  </w:r>
+                  <m:oMath>
+                    <m:r>
+                      <m:t>f</m:t>
+                    </m:r>
+                    <m:r>
+                      <m:rPr>
+                        <m:sty m:val="p"/>
+                      </m:rPr>
+                      <m:t>(</m:t>
+                    </m:r>
+                    <m:r>
+                      <m:t>x</m:t>
+                    </m:r>
+                    <m:r>
+                      <m:rPr>
+                        <m:sty m:val="p"/>
+                      </m:rPr>
+                      <m:t>,</m:t>
+                    </m:r>
+                    <m:r>
+                      <m:t>θ</m:t>
+                    </m:r>
+                    <m:r>
+                      <m:rPr>
+                        <m:sty m:val="p"/>
+                      </m:rPr>
+                      <m:t>)</m:t>
+                    </m:r>
+                  </m:oMath>
+                </w:p>
+              </w:tc>
+            </w:tr>
+            <w:tr>
+              <w:tc>
+                <w:tcPr/>
+                <w:p>
+                  <w:pPr>
+                    <w:pStyle w:val="Compact"/>
+                    <w:jc w:val="center"/>
+                  </w:pPr>
+                  <w:r>
+                    <w:t xml:space="preserve">probability under a parameter</w:t>
+                  </w:r>
+                </w:p>
+              </w:tc>
+              <w:tc>
+                <w:tcPr/>
+                <w:p>
+                  <w:pPr>
+                    <w:pStyle w:val="Compact"/>
+                    <w:jc w:val="center"/>
+                  </w:pPr>
+                  <m:oMath>
+                    <m:sSub>
+                      <m:e>
+                        <m:r>
+                          <m:rPr>
+                            <m:sty m:val="p"/>
+                          </m:rPr>
+                          <m:t>Pr</m:t>
+                        </m:r>
+                      </m:e>
+                      <m:sub>
+                        <m:r>
+                          <m:t>θ</m:t>
+                        </m:r>
+                      </m:sub>
+                    </m:sSub>
+                    <m:r>
+                      <m:rPr>
+                        <m:sty m:val="p"/>
+                      </m:rPr>
+                      <m:t>(</m:t>
+                    </m:r>
+                    <m:r>
+                      <m:t>A</m:t>
+                    </m:r>
+                    <m:r>
+                      <m:rPr>
+                        <m:sty m:val="p"/>
+                      </m:rPr>
+                      <m:t>)</m:t>
+                    </m:r>
+                  </m:oMath>
+                  <w:r>
+                    <w:t xml:space="preserve">​</w:t>
+                  </w:r>
+                </w:p>
+              </w:tc>
+              <w:tc>
+                <w:tcPr/>
+                <w:p>
+                  <w:pPr>
+                    <w:pStyle w:val="Compact"/>
+                    <w:jc w:val="center"/>
+                  </w:pPr>
+                  <m:oMath>
+                    <m:r>
+                      <m:rPr>
+                        <m:sty m:val="p"/>
+                      </m:rPr>
+                      <m:t>Pr</m:t>
+                    </m:r>
+                    <m:r>
+                      <m:rPr>
+                        <m:sty m:val="p"/>
+                      </m:rPr>
+                      <m:t>(</m:t>
+                    </m:r>
+                    <m:r>
+                      <m:t>A</m:t>
+                    </m:r>
+                    <m:r>
+                      <m:rPr>
+                        <m:sty m:val="p"/>
+                      </m:rPr>
+                      <m:t>;</m:t>
+                    </m:r>
+                    <m:r>
+                      <m:t>θ</m:t>
+                    </m:r>
+                    <m:r>
+                      <m:rPr>
+                        <m:sty m:val="p"/>
+                      </m:rPr>
+                      <m:t>)</m:t>
+                    </m:r>
+                  </m:oMath>
+                  <w:r>
+                    <w:t xml:space="preserve">,</w:t>
+                  </w:r>
+                  <w:r>
+                    <w:t xml:space="preserve"> </w:t>
+                  </w:r>
+                  <m:oMath>
+                    <m:r>
+                      <m:rPr>
+                        <m:sty m:val="p"/>
+                      </m:rPr>
+                      <m:t>Pr</m:t>
+                    </m:r>
+                    <m:r>
+                      <m:rPr>
+                        <m:sty m:val="p"/>
+                      </m:rPr>
+                      <m:t>(</m:t>
+                    </m:r>
+                    <m:r>
+                      <m:t>A</m:t>
+                    </m:r>
+                    <m:r>
+                      <m:rPr>
+                        <m:sty m:val="p"/>
+                      </m:rPr>
+                      <m:t>∣</m:t>
+                    </m:r>
+                    <m:r>
+                      <m:t>θ</m:t>
+                    </m:r>
+                    <m:r>
+                      <m:rPr>
+                        <m:sty m:val="p"/>
+                      </m:rPr>
+                      <m:t>)</m:t>
+                    </m:r>
+                  </m:oMath>
+                </w:p>
+              </w:tc>
+            </w:tr>
+            <w:tr>
+              <w:tc>
+                <w:tcPr/>
+                <w:p>
+                  <w:pPr>
+                    <w:pStyle w:val="Compact"/>
+                    <w:jc w:val="center"/>
+                  </w:pPr>
+                  <w:r>
+                    <w:t xml:space="preserve">derivative of order</w:t>
+                  </w:r>
+                  <w:r>
+                    <w:t xml:space="preserve"> </w:t>
+                  </w:r>
+                  <m:oMath>
+                    <m:r>
+                      <m:t>k</m:t>
+                    </m:r>
+                  </m:oMath>
+                </w:p>
+              </w:tc>
+              <w:tc>
+                <w:tcPr/>
+                <w:p>
+                  <w:pPr>
+                    <w:pStyle w:val="Compact"/>
+                    <w:jc w:val="center"/>
+                  </w:pPr>
+                  <m:oMath>
+                    <m:sSup>
+                      <m:e>
+                        <m:r>
+                          <m:t>f</m:t>
+                        </m:r>
+                      </m:e>
+                      <m:sup>
+                        <m:r>
+                          <m:rPr>
+                            <m:sty m:val="p"/>
+                          </m:rPr>
+                          <m:t>(</m:t>
+                        </m:r>
+                        <m:r>
+                          <m:t>k</m:t>
+                        </m:r>
+                        <m:r>
+                          <m:rPr>
+                            <m:sty m:val="p"/>
+                          </m:rPr>
+                          <m:t>)</m:t>
+                        </m:r>
+                      </m:sup>
+                    </m:sSup>
+                    <m:r>
+                      <m:rPr>
+                        <m:sty m:val="p"/>
+                      </m:rPr>
+                      <m:t>(</m:t>
+                    </m:r>
+                    <m:r>
+                      <m:t>x</m:t>
+                    </m:r>
+                    <m:r>
+                      <m:rPr>
+                        <m:sty m:val="p"/>
+                      </m:rPr>
+                      <m:t>)</m:t>
+                    </m:r>
+                  </m:oMath>
+                  <w:r>
+                    <w:t xml:space="preserve">​</w:t>
+                  </w:r>
+                </w:p>
+              </w:tc>
+              <w:tc>
+                <w:tcPr/>
+                <w:p>
+                  <w:pPr>
+                    <w:pStyle w:val="Compact"/>
+                    <w:jc w:val="center"/>
+                  </w:pPr>
+                  <m:oMath>
+                    <m:sSup>
+                      <m:e>
+                        <m:r>
+                          <m:t>f</m:t>
+                        </m:r>
+                      </m:e>
+                      <m:sup>
+                        <m:r>
+                          <m:rPr>
+                            <m:sty m:val="p"/>
+                          </m:rPr>
+                          <m:t>[</m:t>
+                        </m:r>
+                        <m:r>
+                          <m:t>k</m:t>
+                        </m:r>
+                        <m:r>
+                          <m:rPr>
+                            <m:sty m:val="p"/>
+                          </m:rPr>
+                          <m:t>]</m:t>
+                        </m:r>
+                      </m:sup>
+                    </m:sSup>
+                    <m:r>
+                      <m:rPr>
+                        <m:sty m:val="p"/>
+                      </m:rPr>
+                      <m:t>(</m:t>
+                    </m:r>
+                    <m:r>
+                      <m:t>x</m:t>
+                    </m:r>
+                    <m:r>
+                      <m:rPr>
+                        <m:sty m:val="p"/>
+                      </m:rPr>
+                      <m:t>)</m:t>
+                    </m:r>
+                  </m:oMath>
+                  <w:r>
+                    <w:t xml:space="preserve">,</w:t>
+                  </w:r>
+                  <w:r>
+                    <w:t xml:space="preserve"> </w:t>
+                  </w:r>
+                  <m:oMath>
+                    <m:sSup>
+                      <m:e>
+                        <m:r>
+                          <m:rPr>
+                            <m:sty m:val="p"/>
+                          </m:rPr>
+                          <m:t>D</m:t>
+                        </m:r>
+                      </m:e>
+                      <m:sup>
+                        <m:r>
+                          <m:t>k</m:t>
+                        </m:r>
+                      </m:sup>
+                    </m:sSup>
+                    <m:r>
+                      <m:t>f</m:t>
+                    </m:r>
+                    <m:r>
+                      <m:rPr>
+                        <m:sty m:val="p"/>
+                      </m:rPr>
+                      <m:t>(</m:t>
+                    </m:r>
+                    <m:r>
+                      <m:t>x</m:t>
+                    </m:r>
+                    <m:r>
+                      <m:rPr>
+                        <m:sty m:val="p"/>
+                      </m:rPr>
+                      <m:t>)</m:t>
+                    </m:r>
+                  </m:oMath>
+                </w:p>
+              </w:tc>
+            </w:tr>
+            <w:tr>
+              <w:tc>
+                <w:tcPr/>
+                <w:p>
+                  <w:pPr>
+                    <w:pStyle w:val="Compact"/>
+                    <w:jc w:val="center"/>
+                  </w:pPr>
+                  <w:r>
+                    <w:t xml:space="preserve">order statistic</w:t>
+                  </w:r>
+                </w:p>
+              </w:tc>
+              <w:tc>
+                <w:tcPr/>
+                <w:p>
+                  <w:pPr>
+                    <w:pStyle w:val="Compact"/>
+                    <w:jc w:val="center"/>
+                  </w:pPr>
+                  <m:oMath>
+                    <m:sSub>
+                      <m:e>
+                        <m:r>
+                          <m:t>X</m:t>
+                        </m:r>
+                      </m:e>
+                      <m:sub>
+                        <m:r>
+                          <m:rPr>
+                            <m:sty m:val="p"/>
+                          </m:rPr>
+                          <m:t>(</m:t>
+                        </m:r>
+                        <m:r>
+                          <m:t>i</m:t>
+                        </m:r>
+                        <m:r>
+                          <m:rPr>
+                            <m:sty m:val="p"/>
+                          </m:rPr>
+                          <m:t>)</m:t>
+                        </m:r>
+                      </m:sub>
+                    </m:sSub>
+                  </m:oMath>
+                  <w:r>
+                    <w:t xml:space="preserve">​</w:t>
+                  </w:r>
+                </w:p>
+              </w:tc>
+              <w:tc>
+                <w:tcPr/>
+                <w:p>
+                  <w:pPr>
+                    <w:pStyle w:val="Compact"/>
+                    <w:jc w:val="center"/>
+                  </w:pPr>
+                  <m:oMath>
+                    <m:sSub>
+                      <m:e>
+                        <m:r>
+                          <m:t>X</m:t>
+                        </m:r>
+                      </m:e>
+                      <m:sub>
+                        <m:r>
+                          <m:t>i</m:t>
+                        </m:r>
+                        <m:r>
+                          <m:rPr>
+                            <m:sty m:val="p"/>
+                          </m:rPr>
+                          <m:t>:</m:t>
+                        </m:r>
+                        <m:r>
+                          <m:t>n</m:t>
+                        </m:r>
+                      </m:sub>
+                    </m:sSub>
+                  </m:oMath>
+                  <w:r>
+                    <w:t xml:space="preserve">​</w:t>
+                  </w:r>
+                </w:p>
+              </w:tc>
+            </w:tr>
+            <w:tr>
+              <w:tc>
+                <w:tcPr/>
+                <w:p>
+                  <w:pPr>
+                    <w:pStyle w:val="Compact"/>
+                    <w:jc w:val="center"/>
+                  </w:pPr>
+                  <w:r>
+                    <w:t xml:space="preserve">sample index</w:t>
+                  </w:r>
+                </w:p>
+              </w:tc>
+              <w:tc>
+                <w:tcPr/>
+                <w:p>
+                  <w:pPr>
+                    <w:pStyle w:val="Compact"/>
+                    <w:jc w:val="center"/>
+                  </w:pPr>
+                  <m:oMath>
+                    <m:sSub>
+                      <m:e>
+                        <m:r>
+                          <m:t>x</m:t>
+                        </m:r>
+                      </m:e>
+                      <m:sub>
+                        <m:r>
+                          <m:t>i</m:t>
+                        </m:r>
+                      </m:sub>
+                    </m:sSub>
+                  </m:oMath>
+                  <w:r>
+                    <w:t xml:space="preserve">​</w:t>
+                  </w:r>
+                </w:p>
+              </w:tc>
+              <w:tc>
+                <w:tcPr/>
+                <w:p>
+                  <w:pPr>
+                    <w:pStyle w:val="Compact"/>
+                    <w:jc w:val="center"/>
+                  </w:pPr>
+                  <m:oMath>
+                    <m:sSup>
+                      <m:e>
+                        <m:r>
+                          <m:t>x</m:t>
+                        </m:r>
+                      </m:e>
+                      <m:sup>
+                        <m:r>
+                          <m:rPr>
+                            <m:sty m:val="p"/>
+                          </m:rPr>
+                          <m:t>(</m:t>
+                        </m:r>
+                        <m:r>
+                          <m:t>i</m:t>
+                        </m:r>
+                        <m:r>
+                          <m:rPr>
+                            <m:sty m:val="p"/>
+                          </m:rPr>
+                          <m:t>)</m:t>
+                        </m:r>
+                      </m:sup>
+                    </m:sSup>
+                  </m:oMath>
+                  <w:r>
+                    <w:t xml:space="preserve">​</w:t>
+                  </w:r>
+                </w:p>
+              </w:tc>
+            </w:tr>
+          </w:tbl>
+          <w:bookmarkEnd w:id="32"/>
+          <w:p/>
+        </w:tc>
+      </w:tr>
+    </w:tbl>
+    <w:bookmarkStart w:id="38" w:name="rem-process-notation"/>
+    <w:p>
+      <w:pPr>
+        <w:pStyle w:val="BodyText"/>
+      </w:pPr>
+      <w:r>
+        <w:rPr>
+          <w:i/>
+          <w:iCs/>
+        </w:rPr>
+        <w:t xml:space="preserve">Remark 2</w:t>
+      </w:r>
+      <w:r>
+        <w:t xml:space="preserve"> (Subscripts and parentheses for a stochastic process). </w:t>
+      </w:r>
+      <w:r>
+        <w:t xml:space="preserve">The notation for a</w:t>
+      </w:r>
+      <w:r>
+        <w:t xml:space="preserve"> </w:t>
+      </w:r>
+      <w:hyperlink r:id="rId33">
+        <w:r>
+          <w:rPr>
+            <w:rStyle w:val="Hyperlink"/>
+          </w:rPr>
+          <w:t xml:space="preserve">stochastic process</w:t>
+        </w:r>
+      </w:hyperlink>
+      <w:r>
+        <w:t xml:space="preserve"> </w:t>
+      </w:r>
+      <w:r>
+        <w:t xml:space="preserve">uses both slots at once.</w:t>
+      </w:r>
+      <w:r>
+        <w:t xml:space="preserve"> </w:t>
+      </w:r>
+      <w:r>
+        <w:t xml:space="preserve">A stochastic process is an</w:t>
+      </w:r>
+      <w:r>
+        <w:t xml:space="preserve"> </w:t>
+      </w:r>
+      <w:hyperlink r:id="rId28">
+        <w:r>
+          <w:rPr>
+            <w:rStyle w:val="Hyperlink"/>
+          </w:rPr>
+          <w:t xml:space="preserve">indexed family</w:t>
+        </w:r>
+      </w:hyperlink>
+      <w:r>
+        <w:t xml:space="preserve"> </w:t>
+      </w:r>
+      <w:r>
+        <w:t xml:space="preserve">of</w:t>
+      </w:r>
+      <w:r>
+        <w:t xml:space="preserve"> </w:t>
+      </w:r>
+      <w:hyperlink r:id="rId14">
+        <w:r>
+          <w:rPr>
+            <w:rStyle w:val="Hyperlink"/>
+          </w:rPr>
+          <w:t xml:space="preserve">random variables</w:t>
+        </w:r>
+      </w:hyperlink>
+      <w:r>
+        <w:t xml:space="preserve"> </w:t>
+      </w:r>
+      <m:oMath>
+        <m:sSub>
+          <m:e>
+            <m:r>
+              <m:t>X</m:t>
+            </m:r>
+          </m:e>
+          <m:sub>
+            <m:r>
+              <m:t>t</m:t>
+            </m:r>
+          </m:sub>
+        </m:sSub>
+      </m:oMath>
+      <w:r>
+        <w:t xml:space="preserve">,</w:t>
+      </w:r>
+      <w:r>
+        <w:t xml:space="preserve"> </w:t>
+      </w:r>
+      <w:r>
+        <w:t xml:space="preserve">one for each index</w:t>
+      </w:r>
+      <w:r>
+        <w:t xml:space="preserve"> </w:t>
+      </w:r>
+      <m:oMath>
+        <m:r>
+          <m:t>t</m:t>
+        </m:r>
+      </m:oMath>
+      <w:r>
+        <w:t xml:space="preserve"> </w:t>
+      </w:r>
+      <w:r>
+        <w:t xml:space="preserve">in some</w:t>
+      </w:r>
+      <w:r>
+        <w:t xml:space="preserve"> </w:t>
+      </w:r>
+      <w:hyperlink r:id="rId34">
+        <w:r>
+          <w:rPr>
+            <w:rStyle w:val="Hyperlink"/>
+          </w:rPr>
+          <w:t xml:space="preserve">index set</w:t>
+        </w:r>
+      </w:hyperlink>
+      <w:r>
+        <w:t xml:space="preserve">, such as time.</w:t>
+      </w:r>
+      <w:r>
+        <w:t xml:space="preserve"> </w:t>
+      </w:r>
+      <w:r>
+        <w:t xml:space="preserve">The index goes in the subscript, because it picks a member of the family.</w:t>
+      </w:r>
+      <w:r>
+        <w:t xml:space="preserve"> </w:t>
+      </w:r>
+      <w:r>
+        <w:t xml:space="preserve">Each</w:t>
+      </w:r>
+      <w:r>
+        <w:t xml:space="preserve"> </w:t>
+      </w:r>
+      <m:oMath>
+        <m:sSub>
+          <m:e>
+            <m:r>
+              <m:t>X</m:t>
+            </m:r>
+          </m:e>
+          <m:sub>
+            <m:r>
+              <m:t>t</m:t>
+            </m:r>
+          </m:sub>
+        </m:sSub>
+      </m:oMath>
+      <w:r>
+        <w:t xml:space="preserve"> </w:t>
+      </w:r>
+      <w:r>
+        <w:t xml:space="preserve">is itself a</w:t>
+      </w:r>
+      <w:r>
+        <w:t xml:space="preserve"> </w:t>
+      </w:r>
+      <w:hyperlink r:id="rId29">
+        <w:r>
+          <w:rPr>
+            <w:rStyle w:val="Hyperlink"/>
+          </w:rPr>
+          <w:t xml:space="preserve">function</w:t>
+        </w:r>
+      </w:hyperlink>
+      <w:r>
+        <w:t xml:space="preserve"> </w:t>
+      </w:r>
+      <w:r>
+        <w:t xml:space="preserve">of the</w:t>
+      </w:r>
+      <w:r>
+        <w:t xml:space="preserve"> </w:t>
+      </w:r>
+      <w:hyperlink r:id="rId35">
+        <w:r>
+          <w:rPr>
+            <w:rStyle w:val="Hyperlink"/>
+          </w:rPr>
+          <w:t xml:space="preserve">outcome</w:t>
+        </w:r>
+      </w:hyperlink>
+      <w:r>
+        <w:t xml:space="preserve"> </w:t>
+      </w:r>
+      <m:oMath>
+        <m:r>
+          <m:t>ω</m:t>
+        </m:r>
+      </m:oMath>
+      <w:r>
+        <w:t xml:space="preserve"> </w:t>
+      </w:r>
+      <w:r>
+        <w:t xml:space="preserve">of a</w:t>
+      </w:r>
+      <w:r>
+        <w:t xml:space="preserve"> </w:t>
+      </w:r>
+      <w:hyperlink r:id="rId36">
+        <w:r>
+          <w:rPr>
+            <w:rStyle w:val="Hyperlink"/>
+          </w:rPr>
+          <w:t xml:space="preserve">random experiment</w:t>
+        </w:r>
+      </w:hyperlink>
+      <w:r>
+        <w:t xml:space="preserve">,</w:t>
+      </w:r>
+      <w:r>
+        <w:t xml:space="preserve"> </w:t>
+      </w:r>
+      <w:r>
+        <w:t xml:space="preserve">that is, an element of the</w:t>
+      </w:r>
+      <w:r>
+        <w:t xml:space="preserve"> </w:t>
+      </w:r>
+      <w:hyperlink r:id="rId37">
+        <w:r>
+          <w:rPr>
+            <w:rStyle w:val="Hyperlink"/>
+          </w:rPr>
+          <w:t xml:space="preserve">sample space</w:t>
+        </w:r>
+      </w:hyperlink>
+      <w:r>
+        <w:t xml:space="preserve">,</w:t>
+      </w:r>
+      <w:r>
+        <w:t xml:space="preserve"> </w:t>
+      </w:r>
+      <w:r>
+        <w:t xml:space="preserve">so the outcome goes in the parentheses:</w:t>
+      </w:r>
+      <w:r>
+        <w:t xml:space="preserve"> </w:t>
+      </w:r>
+      <m:oMath>
+        <m:sSub>
+          <m:e>
+            <m:r>
+              <m:t>X</m:t>
+            </m:r>
+          </m:e>
+          <m:sub>
+            <m:r>
+              <m:t>t</m:t>
+            </m:r>
+          </m:sub>
+        </m:sSub>
+        <m:r>
+          <m:rPr>
+            <m:sty m:val="p"/>
+          </m:rPr>
+          <m:t>(</m:t>
+        </m:r>
+        <m:r>
+          <m:t>ω</m:t>
+        </m:r>
+        <m:r>
+          <m:rPr>
+            <m:sty m:val="p"/>
+          </m:rPr>
+          <m:t>)</m:t>
+        </m:r>
+      </m:oMath>
+      <w:r>
+        <w:t xml:space="preserve">.</w:t>
+      </w:r>
+      <w:r>
+        <w:t xml:space="preserve"> </w:t>
+      </w:r>
+      <w:r>
+        <w:t xml:space="preserve">Fixing</w:t>
+      </w:r>
+      <w:r>
+        <w:t xml:space="preserve"> </w:t>
+      </w:r>
+      <m:oMath>
+        <m:r>
+          <m:t>ω</m:t>
+        </m:r>
+      </m:oMath>
+      <w:r>
+        <w:t xml:space="preserve"> </w:t>
+      </w:r>
+      <w:r>
+        <w:t xml:space="preserve">and letting</w:t>
+      </w:r>
+      <w:r>
+        <w:t xml:space="preserve"> </w:t>
+      </w:r>
+      <m:oMath>
+        <m:r>
+          <m:t>t</m:t>
+        </m:r>
+      </m:oMath>
+      <w:r>
+        <w:t xml:space="preserve"> </w:t>
+      </w:r>
+      <w:r>
+        <w:t xml:space="preserve">vary traces out one path of the process.</w:t>
+      </w:r>
+      <w:r>
+        <w:t xml:space="preserve"> </w:t>
+      </w:r>
+      <w:r>
+        <w:t xml:space="preserve">Many sources drop</w:t>
+      </w:r>
+      <w:r>
+        <w:t xml:space="preserve"> </w:t>
+      </w:r>
+      <m:oMath>
+        <m:r>
+          <m:t>ω</m:t>
+        </m:r>
+      </m:oMath>
+      <w:r>
+        <w:t xml:space="preserve"> </w:t>
+      </w:r>
+      <w:r>
+        <w:t xml:space="preserve">and write</w:t>
+      </w:r>
+      <w:r>
+        <w:t xml:space="preserve"> </w:t>
+      </w:r>
+      <m:oMath>
+        <m:sSub>
+          <m:e>
+            <m:r>
+              <m:t>X</m:t>
+            </m:r>
+          </m:e>
+          <m:sub>
+            <m:r>
+              <m:t>t</m:t>
+            </m:r>
+          </m:sub>
+        </m:sSub>
+      </m:oMath>
+      <w:r>
+        <w:t xml:space="preserve">, or write</w:t>
+      </w:r>
+      <w:r>
+        <w:t xml:space="preserve"> </w:t>
+      </w:r>
+      <m:oMath>
+        <m:r>
+          <m:t>X</m:t>
+        </m:r>
+        <m:r>
+          <m:rPr>
+            <m:sty m:val="p"/>
+          </m:rPr>
+          <m:t>(</m:t>
+        </m:r>
+        <m:r>
+          <m:t>t</m:t>
+        </m:r>
+        <m:r>
+          <m:rPr>
+            <m:sty m:val="p"/>
+          </m:rPr>
+          <m:t>)</m:t>
+        </m:r>
+      </m:oMath>
+      <w:r>
+        <w:t xml:space="preserve"> </w:t>
+      </w:r>
+      <w:r>
+        <w:t xml:space="preserve">when</w:t>
+      </w:r>
+      <w:r>
+        <w:t xml:space="preserve"> </w:t>
+      </w:r>
+      <m:oMath>
+        <m:r>
+          <m:t>t</m:t>
+        </m:r>
+      </m:oMath>
+      <w:r>
+        <w:t xml:space="preserve"> </w:t>
+      </w:r>
+      <w:r>
+        <w:t xml:space="preserve">is continuous.</w:t>
+      </w:r>
+    </w:p>
+    <w:bookmarkEnd w:id="38"/>
+    <w:bookmarkStart w:id="39" w:name="exm-process-notation"/>
+    <w:p>
+      <w:pPr>
+        <w:pStyle w:val="BodyText"/>
+      </w:pPr>
+      <w:r>
+        <w:rPr>
+          <w:b/>
+          <w:bCs/>
+        </w:rPr>
+        <w:t xml:space="preserve">Example 1 (Reading</w:t>
+      </w:r>
+      <w:r>
+        <w:rPr>
+          <w:b/>
+          <w:bCs/>
+        </w:rPr>
+        <w:t xml:space="preserve"> </w:t>
+      </w:r>
+      <m:oMath>
+        <m:sSub>
+          <m:e>
+            <m:r>
+              <m:t>X</m:t>
+            </m:r>
+          </m:e>
+          <m:sub>
+            <m:r>
+              <m:t>t</m:t>
+            </m:r>
+          </m:sub>
+        </m:sSub>
+        <m:r>
+          <m:rPr>
+            <m:sty m:val="p"/>
+          </m:rPr>
+          <m:t>(</m:t>
+        </m:r>
+        <m:r>
+          <m:t>ω</m:t>
+        </m:r>
+        <m:r>
+          <m:rPr>
+            <m:sty m:val="p"/>
+          </m:rPr>
+          <m:t>)</m:t>
+        </m:r>
+      </m:oMath>
+      <w:r>
+        <w:rPr>
+          <w:b/>
+          <w:bCs/>
+        </w:rPr>
+        <w:t xml:space="preserve">)</w:t>
+      </w:r>
+      <w:r>
+        <w:t xml:space="preserve"> </w:t>
+      </w:r>
+      <w:r>
+        <w:t xml:space="preserve">Let</w:t>
+      </w:r>
+      <w:r>
+        <w:t xml:space="preserve"> </w:t>
+      </w:r>
+      <m:oMath>
+        <m:sSub>
+          <m:e>
+            <m:r>
+              <m:t>X</m:t>
+            </m:r>
+          </m:e>
+          <m:sub>
+            <m:r>
+              <m:t>t</m:t>
+            </m:r>
+          </m:sub>
+        </m:sSub>
+      </m:oMath>
+      <w:r>
+        <w:t xml:space="preserve"> </w:t>
+      </w:r>
+      <w:r>
+        <w:t xml:space="preserve">be the position of a particle at time</w:t>
+      </w:r>
+      <w:r>
+        <w:t xml:space="preserve"> </w:t>
+      </w:r>
+      <m:oMath>
+        <m:r>
+          <m:t>t</m:t>
+        </m:r>
+        <m:r>
+          <m:rPr>
+            <m:sty m:val="p"/>
+          </m:rPr>
+          <m:t>≥</m:t>
+        </m:r>
+        <m:r>
+          <m:t>0</m:t>
+        </m:r>
+      </m:oMath>
+      <w:r>
+        <w:t xml:space="preserve">.</w:t>
+      </w:r>
+      <w:r>
+        <w:t xml:space="preserve"> </w:t>
+      </w:r>
+      <w:r>
+        <w:t xml:space="preserve">Then</w:t>
+      </w:r>
+      <w:r>
+        <w:t xml:space="preserve"> </w:t>
+      </w:r>
+      <m:oMath>
+        <m:sSub>
+          <m:e>
+            <m:r>
+              <m:t>X</m:t>
+            </m:r>
+          </m:e>
+          <m:sub>
+            <m:r>
+              <m:t>3</m:t>
+            </m:r>
+          </m:sub>
+        </m:sSub>
+      </m:oMath>
+      <w:r>
+        <w:t xml:space="preserve"> </w:t>
+      </w:r>
+      <w:r>
+        <w:t xml:space="preserve">is the random position at time 3,</w:t>
+      </w:r>
+      <w:r>
+        <w:t xml:space="preserve"> </w:t>
+      </w:r>
+      <w:r>
+        <w:t xml:space="preserve">and</w:t>
+      </w:r>
+      <w:r>
+        <w:t xml:space="preserve"> </w:t>
+      </w:r>
+      <m:oMath>
+        <m:sSub>
+          <m:e>
+            <m:r>
+              <m:t>X</m:t>
+            </m:r>
+          </m:e>
+          <m:sub>
+            <m:r>
+              <m:t>3</m:t>
+            </m:r>
+          </m:sub>
+        </m:sSub>
+        <m:r>
+          <m:rPr>
+            <m:sty m:val="p"/>
+          </m:rPr>
+          <m:t>(</m:t>
+        </m:r>
+        <m:r>
+          <m:t>ω</m:t>
+        </m:r>
+        <m:r>
+          <m:rPr>
+            <m:sty m:val="p"/>
+          </m:rPr>
+          <m:t>)</m:t>
+        </m:r>
+      </m:oMath>
+      <w:r>
+        <w:t xml:space="preserve"> </w:t>
+      </w:r>
+      <w:r>
+        <w:t xml:space="preserve">is its value when the experiment’s</w:t>
+      </w:r>
+      <w:r>
+        <w:t xml:space="preserve"> </w:t>
+      </w:r>
+      <w:hyperlink r:id="rId35">
+        <w:r>
+          <w:rPr>
+            <w:rStyle w:val="Hyperlink"/>
+          </w:rPr>
+          <w:t xml:space="preserve">outcome</w:t>
+        </w:r>
+      </w:hyperlink>
+      <w:r>
+        <w:t xml:space="preserve"> </w:t>
+      </w:r>
+      <w:r>
+        <w:t xml:space="preserve">is</w:t>
+      </w:r>
+      <w:r>
+        <w:t xml:space="preserve"> </w:t>
+      </w:r>
+      <m:oMath>
+        <m:r>
+          <m:t>ω</m:t>
+        </m:r>
+      </m:oMath>
+      <w:r>
+        <w:t xml:space="preserve">.</w:t>
+      </w:r>
+      <w:r>
+        <w:t xml:space="preserve"> </w:t>
+      </w:r>
+      <w:r>
+        <w:t xml:space="preserve">Holding</w:t>
+      </w:r>
+      <w:r>
+        <w:t xml:space="preserve"> </w:t>
+      </w:r>
+      <m:oMath>
+        <m:r>
+          <m:t>ω</m:t>
+        </m:r>
+      </m:oMath>
+      <w:r>
+        <w:t xml:space="preserve"> </w:t>
+      </w:r>
+      <w:r>
+        <w:t xml:space="preserve">fixed and letting</w:t>
+      </w:r>
+      <w:r>
+        <w:t xml:space="preserve"> </w:t>
+      </w:r>
+      <m:oMath>
+        <m:r>
+          <m:t>t</m:t>
+        </m:r>
+      </m:oMath>
+      <w:r>
+        <w:t xml:space="preserve"> </w:t>
+      </w:r>
+      <w:r>
+        <w:t xml:space="preserve">vary gives the particle’s whole path for that outcome.</w:t>
+      </w:r>
+      <w:r>
+        <w:t xml:space="preserve"> </w:t>
+      </w:r>
+      <w:r>
+        <w:t xml:space="preserve">A source that writes</w:t>
+      </w:r>
+      <w:r>
+        <w:t xml:space="preserve"> </w:t>
+      </w:r>
+      <m:oMath>
+        <m:r>
+          <m:t>X</m:t>
+        </m:r>
+        <m:r>
+          <m:rPr>
+            <m:sty m:val="p"/>
+          </m:rPr>
+          <m:t>(</m:t>
+        </m:r>
+        <m:r>
+          <m:t>t</m:t>
+        </m:r>
+        <m:r>
+          <m:rPr>
+            <m:sty m:val="p"/>
+          </m:rPr>
+          <m:t>,</m:t>
+        </m:r>
+        <m:r>
+          <m:t>ω</m:t>
+        </m:r>
+        <m:r>
+          <m:rPr>
+            <m:sty m:val="p"/>
+          </m:rPr>
+          <m:t>)</m:t>
+        </m:r>
+      </m:oMath>
+      <w:r>
+        <w:t xml:space="preserve"> </w:t>
+      </w:r>
+      <w:r>
+        <w:t xml:space="preserve">means the same thing,</w:t>
+      </w:r>
+      <w:r>
+        <w:t xml:space="preserve"> </w:t>
+      </w:r>
+      <w:r>
+        <w:t xml:space="preserve">with both arguments in parentheses.</w:t>
+      </w:r>
+    </w:p>
+    <w:bookmarkEnd w:id="39"/>
+    <w:bookmarkStart w:id="40" w:name="rem-reading-other-sources"/>
+    <w:p>
+      <w:pPr>
+        <w:pStyle w:val="BodyText"/>
+      </w:pPr>
+      <w:r>
+        <w:rPr>
+          <w:i/>
+          <w:iCs/>
+        </w:rPr>
+        <w:t xml:space="preserve">Remark 3</w:t>
+      </w:r>
+      <w:r>
+        <w:t xml:space="preserve"> (Reading another source’s subscripts and parentheses). </w:t>
+      </w:r>
+      <w:r>
+        <w:t xml:space="preserve">When you read a formula from another source,</w:t>
+      </w:r>
+      <w:r>
+        <w:t xml:space="preserve"> </w:t>
+      </w:r>
+      <w:r>
+        <w:t xml:space="preserve">first work out what each subscript and each argument is doing:</w:t>
+      </w:r>
+      <w:r>
+        <w:t xml:space="preserve"> </w:t>
+      </w:r>
+      <w:r>
+        <w:t xml:space="preserve">labeling a member of an</w:t>
+      </w:r>
+      <w:r>
+        <w:t xml:space="preserve"> </w:t>
+      </w:r>
+      <w:hyperlink r:id="rId28">
+        <w:r>
+          <w:rPr>
+            <w:rStyle w:val="Hyperlink"/>
+          </w:rPr>
+          <w:t xml:space="preserve">indexed family</w:t>
+        </w:r>
+      </w:hyperlink>
+      <w:r>
+        <w:t xml:space="preserve">, or being the input of a</w:t>
+      </w:r>
+      <w:r>
+        <w:t xml:space="preserve"> </w:t>
+      </w:r>
+      <w:hyperlink r:id="rId29">
+        <w:r>
+          <w:rPr>
+            <w:rStyle w:val="Hyperlink"/>
+          </w:rPr>
+          <w:t xml:space="preserve">function</w:t>
+        </w:r>
+      </w:hyperlink>
+      <w:r>
+        <w:t xml:space="preserve">.</w:t>
+      </w:r>
+      <w:r>
+        <w:t xml:space="preserve"> </w:t>
+      </w:r>
+      <w:r>
+        <w:t xml:space="preserve">That tells you which convention the source follows,</w:t>
+      </w:r>
+      <w:r>
+        <w:t xml:space="preserve"> </w:t>
+      </w:r>
+      <w:r>
+        <w:t xml:space="preserve">whatever its layout.</w:t>
+      </w:r>
+    </w:p>
+    <w:bookmarkEnd w:id="40"/>
+    <w:bookmarkEnd w:id="41"/>
+    <w:bookmarkStart w:id="48" w:name="X93a3d4ef5e06a67ae6b891e46b41b74b3674f55"/>
+    <w:p>
+      <w:pPr>
+        <w:pStyle w:val="Heading2"/>
+      </w:pPr>
+      <w:r>
+        <w:t xml:space="preserve">3 Why is notation in probability and statistics so inconsistent and disorganized?</w:t>
+      </w:r>
+    </w:p>
+    <w:p>
+      <w:pPr>
+        <w:pStyle w:val="FirstParagraph"/>
+      </w:pPr>
+      <w:r>
+        <w:t xml:space="preserve">In grad school,</w:t>
+      </w:r>
+      <w:r>
+        <w:t xml:space="preserve"> </w:t>
+      </w:r>
+      <w:r>
+        <w:t xml:space="preserve">we are asked to learn</w:t>
+      </w:r>
+      <w:r>
+        <w:t xml:space="preserve"> </w:t>
+      </w:r>
+      <w:r>
+        <w:t xml:space="preserve">from increasingly disorganized materials and lectures.</w:t>
+      </w:r>
+      <w:r>
+        <w:t xml:space="preserve"> </w:t>
+      </w:r>
+      <w:r>
+        <w:t xml:space="preserve">Not coincidentally,</w:t>
+      </w:r>
+      <w:r>
+        <w:t xml:space="preserve"> </w:t>
+      </w:r>
+      <w:r>
+        <w:t xml:space="preserve">as the amount of organization decreases,</w:t>
+      </w:r>
+      <w:r>
+        <w:t xml:space="preserve"> </w:t>
+      </w:r>
+      <w:r>
+        <w:t xml:space="preserve">the amount of complexity increases,</w:t>
+      </w:r>
+      <w:r>
+        <w:t xml:space="preserve"> </w:t>
+      </w:r>
+      <w:r>
+        <w:t xml:space="preserve">the amount of difficulty increases,</w:t>
+      </w:r>
+      <w:r>
+        <w:t xml:space="preserve"> </w:t>
+      </w:r>
+      <w:r>
+        <w:t xml:space="preserve">the number of reliable references decreases,</w:t>
+      </w:r>
+      <w:r>
+        <w:t xml:space="preserve"> </w:t>
+      </w:r>
+      <w:r>
+        <w:t xml:space="preserve">and the amount of inconsistency in notation and content increases</w:t>
+      </w:r>
+      <w:r>
+        <w:t xml:space="preserve"> </w:t>
+      </w:r>
+      <w:r>
+        <w:t xml:space="preserve">(both between multiple references and within single references!).</w:t>
+      </w:r>
+      <w:r>
+        <w:t xml:space="preserve"> </w:t>
+      </w:r>
+      <w:r>
+        <w:t xml:space="preserve">In other words,</w:t>
+      </w:r>
+      <w:r>
+        <w:t xml:space="preserve"> </w:t>
+      </w:r>
+      <w:r>
+        <w:t xml:space="preserve">as you approach the cutting-edge of most fields,</w:t>
+      </w:r>
+      <w:r>
+        <w:t xml:space="preserve"> </w:t>
+      </w:r>
+      <w:r>
+        <w:t xml:space="preserve">you start to run into content</w:t>
+      </w:r>
+      <w:r>
+        <w:t xml:space="preserve"> </w:t>
+      </w:r>
+      <w:r>
+        <w:t xml:space="preserve">that hasn’t been fully thought through or standardized.</w:t>
+      </w:r>
+      <w:r>
+        <w:t xml:space="preserve"> </w:t>
+      </w:r>
+      <w:r>
+        <w:t xml:space="preserve">This lack of clarity</w:t>
+      </w:r>
+      <w:r>
+        <w:t xml:space="preserve"> </w:t>
+      </w:r>
+      <w:r>
+        <w:t xml:space="preserve">is unfortunate and undesirable,</w:t>
+      </w:r>
+      <w:r>
+        <w:t xml:space="preserve"> </w:t>
+      </w:r>
+      <w:r>
+        <w:t xml:space="preserve">but it is understandable and inevitable.</w:t>
+      </w:r>
+    </w:p>
+    <w:p>
+      <w:pPr>
+        <w:pStyle w:val="BodyText"/>
+      </w:pPr>
+      <w:r>
+        <w:t xml:space="preserve">It’s worth noting</w:t>
+      </w:r>
+      <w:r>
+        <w:t xml:space="preserve"> </w:t>
+      </w:r>
+      <w:r>
+        <w:t xml:space="preserve">that calculus was formalized in the</w:t>
+      </w:r>
+      <w:r>
+        <w:t xml:space="preserve"> </w:t>
+      </w:r>
+      <w:hyperlink r:id="rId42">
+        <w:r>
+          <w:rPr>
+            <w:rStyle w:val="Hyperlink"/>
+          </w:rPr>
+          <w:t xml:space="preserve">1600s</w:t>
+        </w:r>
+      </w:hyperlink>
+      <w:r>
+        <w:t xml:space="preserve">,</w:t>
+      </w:r>
+      <w:r>
+        <w:t xml:space="preserve"> </w:t>
+      </w:r>
+      <w:r>
+        <w:t xml:space="preserve">elementary algebra was formalized around</w:t>
+      </w:r>
+      <w:r>
+        <w:t xml:space="preserve"> </w:t>
+      </w:r>
+      <w:hyperlink r:id="rId43">
+        <w:r>
+          <w:rPr>
+            <w:rStyle w:val="Hyperlink"/>
+          </w:rPr>
+          <w:t xml:space="preserve">820</w:t>
+        </w:r>
+      </w:hyperlink>
+      <w:r>
+        <w:t xml:space="preserve">,</w:t>
+      </w:r>
+      <w:r>
+        <w:t xml:space="preserve"> </w:t>
+      </w:r>
+      <w:r>
+        <w:t xml:space="preserve">and arithmetic</w:t>
+      </w:r>
+      <w:r>
+        <w:t xml:space="preserve"> </w:t>
+      </w:r>
+      <w:hyperlink r:id="rId44">
+        <w:r>
+          <w:rPr>
+            <w:rStyle w:val="Hyperlink"/>
+          </w:rPr>
+          <w:t xml:space="preserve">even earlier</w:t>
+        </w:r>
+      </w:hyperlink>
+      <w:r>
+        <w:t xml:space="preserve">.</w:t>
+      </w:r>
+      <w:r>
+        <w:t xml:space="preserve"> </w:t>
+      </w:r>
+      <w:r>
+        <w:t xml:space="preserve">And calculus still has</w:t>
+      </w:r>
+      <w:r>
+        <w:t xml:space="preserve"> </w:t>
+      </w:r>
+      <w:hyperlink r:id="rId45">
+        <w:r>
+          <w:rPr>
+            <w:rStyle w:val="Hyperlink"/>
+          </w:rPr>
+          <w:t xml:space="preserve">several competing notation systems</w:t>
+        </w:r>
+      </w:hyperlink>
+      <w:r>
+        <w:t xml:space="preserve">.</w:t>
+      </w:r>
+      <w:r>
+        <w:t xml:space="preserve"> </w:t>
+      </w:r>
+      <w:r>
+        <w:t xml:space="preserve">In contrast, the field of statistics only emerged in the</w:t>
+      </w:r>
+      <w:r>
+        <w:t xml:space="preserve"> </w:t>
+      </w:r>
+      <w:hyperlink r:id="rId46">
+        <w:r>
+          <w:rPr>
+            <w:rStyle w:val="Hyperlink"/>
+          </w:rPr>
+          <w:t xml:space="preserve">late 1800s and early 1900s</w:t>
+        </w:r>
+      </w:hyperlink>
+      <w:r>
+        <w:t xml:space="preserve">,</w:t>
+      </w:r>
+      <w:r>
+        <w:t xml:space="preserve"> </w:t>
+      </w:r>
+      <w:r>
+        <w:t xml:space="preserve">so it’s not surprising that the notation and terminology is still developing.</w:t>
+      </w:r>
+      <w:r>
+        <w:t xml:space="preserve"> </w:t>
+      </w:r>
+      <w:r>
+        <w:t xml:space="preserve">Generalized linear models were only formalized in 1972</w:t>
+      </w:r>
+      <w:r>
+        <w:t xml:space="preserve"> </w:t>
+      </w:r>
+      <w:r>
+        <w:t xml:space="preserve">(Nelder and Wedderburn 1972)</w:t>
+      </w:r>
+      <w:r>
+        <w:t xml:space="preserve">,</w:t>
+      </w:r>
+      <w:r>
+        <w:t xml:space="preserve"> </w:t>
+      </w:r>
+      <w:r>
+        <w:t xml:space="preserve">which is very recent in terms of the</w:t>
+      </w:r>
+      <w:r>
+        <w:t xml:space="preserve"> </w:t>
+      </w:r>
+      <w:hyperlink r:id="rId47">
+        <w:r>
+          <w:rPr>
+            <w:rStyle w:val="Hyperlink"/>
+          </w:rPr>
+          <w:t xml:space="preserve">pace of scientific development</w:t>
+        </w:r>
+      </w:hyperlink>
+      <w:r>
+        <w:t xml:space="preserve">.</w:t>
+      </w:r>
+    </w:p>
+    <w:bookmarkEnd w:id="48"/>
+    <w:bookmarkStart w:id="55" w:name="sec-further-reading"/>
+    <w:p>
+      <w:pPr>
+        <w:pStyle w:val="Heading2"/>
+      </w:pPr>
+      <w:r>
+        <w:t xml:space="preserve">4 Further reading</w:t>
+      </w:r>
+    </w:p>
+    <w:p>
+      <w:pPr>
+        <w:pStyle w:val="FirstParagraph"/>
+      </w:pPr>
+      <w:r>
+        <w:t xml:space="preserve">For the logical symbols and proof conventions used in these notes</w:t>
+      </w:r>
+      <w:r>
+        <w:t xml:space="preserve"> </w:t>
+      </w:r>
+      <w:r>
+        <w:t xml:space="preserve">(whose definitions are on the</w:t>
+      </w:r>
+      <w:r>
+        <w:t xml:space="preserve"> </w:t>
+      </w:r>
+      <w:hyperlink r:id="rId49">
+        <w:r>
+          <w:rPr>
+            <w:rStyle w:val="Hyperlink"/>
+          </w:rPr>
+          <w:t xml:space="preserve">Proof Writing</w:t>
+        </w:r>
+      </w:hyperlink>
+      <w:r>
+        <w:t xml:space="preserve"> </w:t>
+      </w:r>
+      <w:r>
+        <w:t xml:space="preserve">page):</w:t>
+      </w:r>
+    </w:p>
+    <w:p>
+      <w:pPr>
+        <w:pStyle w:val="Compact"/>
+        <w:numPr>
+          <w:ilvl w:val="0"/>
+          <w:numId w:val="1002"/>
+        </w:numPr>
+      </w:pPr>
+      <w:r>
+        <w:t xml:space="preserve">Velleman (2019)</w:t>
+      </w:r>
+      <w:r>
+        <w:t xml:space="preserve"> </w:t>
+      </w:r>
+      <w:r>
+        <w:t xml:space="preserve">explains how mathematical statements are built from</w:t>
+      </w:r>
+      <w:r>
+        <w:t xml:space="preserve"> </w:t>
+      </w:r>
+      <w:r>
+        <w:t xml:space="preserve">logical connectives (</w:t>
+      </w:r>
+      <w:hyperlink r:id="rId50">
+        <w:r>
+          <w:rPr>
+            <w:rStyle w:val="Hyperlink"/>
+          </w:rPr>
+          <w:t xml:space="preserve">definition</w:t>
+        </w:r>
+      </w:hyperlink>
+      <w:r>
+        <w:t xml:space="preserve">) and quantifiers (</w:t>
+      </w:r>
+      <w:hyperlink r:id="rId51">
+        <w:r>
+          <w:rPr>
+            <w:rStyle w:val="Hyperlink"/>
+          </w:rPr>
+          <w:t xml:space="preserve">definition</w:t>
+        </w:r>
+      </w:hyperlink>
+      <w:r>
+        <w:t xml:space="preserve">),</w:t>
+      </w:r>
+      <w:r>
+        <w:t xml:space="preserve"> </w:t>
+      </w:r>
+      <w:r>
+        <w:t xml:space="preserve">and how to read and write them.</w:t>
+      </w:r>
+    </w:p>
+    <w:p>
+      <w:pPr>
+        <w:pStyle w:val="Compact"/>
+        <w:numPr>
+          <w:ilvl w:val="0"/>
+          <w:numId w:val="1002"/>
+        </w:numPr>
+      </w:pPr>
+      <w:r>
+        <w:t xml:space="preserve">Barker-Plummer et al. (2011)</w:t>
+      </w:r>
+      <w:r>
+        <w:t xml:space="preserve"> </w:t>
+      </w:r>
+      <w:r>
+        <w:t xml:space="preserve">covers the same symbols as a formal language,</w:t>
+      </w:r>
+      <w:r>
+        <w:t xml:space="preserve"> </w:t>
+      </w:r>
+      <w:r>
+        <w:t xml:space="preserve">with propositional logic (the logic of connectives)</w:t>
+      </w:r>
+      <w:r>
+        <w:t xml:space="preserve"> </w:t>
+      </w:r>
+      <w:r>
+        <w:t xml:space="preserve">and first-order logic (which adds quantifiers).</w:t>
+      </w:r>
+    </w:p>
+    <w:p>
+      <w:pPr>
+        <w:pStyle w:val="FirstParagraph"/>
+      </w:pPr>
+      <w:r>
         <w:t xml:space="preserve">For set and function notation, see the</w:t>
       </w:r>
       <w:r>
         <w:t xml:space="preserve"> </w:t>
       </w:r>
-      <w:hyperlink r:id="rId38">
+      <w:hyperlink r:id="rId52">
         <w:r>
           <w:rPr>
             <w:rStyle w:val="Hyperlink"/>
@@ -2020,7 +4032,7 @@
       <w:r>
         <w:t xml:space="preserve"> </w:t>
       </w:r>
-      <w:hyperlink r:id="rId39">
+      <w:hyperlink r:id="rId53">
         <w:r>
           <w:rPr>
             <w:rStyle w:val="Hyperlink"/>
@@ -2034,7 +4046,7 @@
       <w:r>
         <w:t xml:space="preserve"> </w:t>
       </w:r>
-      <w:hyperlink r:id="rId40">
+      <w:hyperlink r:id="rId54">
         <w:r>
           <w:rPr>
             <w:rStyle w:val="Hyperlink"/>
@@ -2049,8 +4061,8 @@
         <w:t xml:space="preserve">pages.</w:t>
       </w:r>
     </w:p>
-    <w:bookmarkEnd w:id="41"/>
-    <w:bookmarkStart w:id="49" w:name="references"/>
+    <w:bookmarkEnd w:id="55"/>
+    <w:bookmarkStart w:id="63" w:name="references"/>
     <w:p>
       <w:pPr>
         <w:pStyle w:val="Heading2"/>
@@ -2059,8 +4071,8 @@
         <w:t xml:space="preserve">References</w:t>
       </w:r>
     </w:p>
-    <w:bookmarkStart w:id="48" w:name="refs"/>
-    <w:bookmarkStart w:id="43" w:name="ref-barkerplummer2011language"/>
+    <w:bookmarkStart w:id="62" w:name="refs"/>
+    <w:bookmarkStart w:id="57" w:name="ref-barkerplummer2011language"/>
     <w:p>
       <w:pPr>
         <w:pStyle w:val="Bibliography"/>
@@ -2084,7 +4096,7 @@
       <w:r>
         <w:t xml:space="preserve"> </w:t>
       </w:r>
-      <w:hyperlink r:id="rId42">
+      <w:hyperlink r:id="rId56">
         <w:r>
           <w:rPr>
             <w:rStyle w:val="Hyperlink"/>
@@ -2096,8 +4108,8 @@
         <w:t xml:space="preserve">.</w:t>
       </w:r>
     </w:p>
-    <w:bookmarkEnd w:id="43"/>
-    <w:bookmarkStart w:id="45" w:name="ref-nelder1972generalized"/>
+    <w:bookmarkEnd w:id="57"/>
+    <w:bookmarkStart w:id="59" w:name="ref-nelder1972generalized"/>
     <w:p>
       <w:pPr>
         <w:pStyle w:val="Bibliography"/>
@@ -2130,7 +4142,7 @@
       <w:r>
         <w:t xml:space="preserve"> </w:t>
       </w:r>
-      <w:hyperlink r:id="rId44">
+      <w:hyperlink r:id="rId58">
         <w:r>
           <w:rPr>
             <w:rStyle w:val="Hyperlink"/>
@@ -2142,8 +4154,8 @@
         <w:t xml:space="preserve">.</w:t>
       </w:r>
     </w:p>
-    <w:bookmarkEnd w:id="45"/>
-    <w:bookmarkStart w:id="47" w:name="ref-velleman2019prove"/>
+    <w:bookmarkEnd w:id="59"/>
+    <w:bookmarkStart w:id="61" w:name="ref-velleman2019prove"/>
     <w:p>
       <w:pPr>
         <w:pStyle w:val="Bibliography"/>
@@ -2167,7 +4179,7 @@
       <w:r>
         <w:t xml:space="preserve"> </w:t>
       </w:r>
-      <w:hyperlink r:id="rId46">
+      <w:hyperlink r:id="rId60">
         <w:r>
           <w:rPr>
             <w:rStyle w:val="Hyperlink"/>
@@ -2179,9 +4191,9 @@
         <w:t xml:space="preserve">.</w:t>
       </w:r>
     </w:p>
-    <w:bookmarkEnd w:id="47"/>
-    <w:bookmarkEnd w:id="48"/>
-    <w:bookmarkEnd w:id="49"/>
+    <w:bookmarkEnd w:id="61"/>
+    <w:bookmarkEnd w:id="62"/>
+    <w:bookmarkEnd w:id="63"/>
     <w:sectPr>
       <w:footnotePr>
         <w:numRestart w:val="eachSect"/>
@@ -2598,6 +4610,9 @@
     <w:abstractNumId w:val="990"/>
   </w:num>
   <w:num w:numId="1001">
+    <w:abstractNumId w:val="991"/>
+  </w:num>
+  <w:num w:numId="1002">
     <w:abstractNumId w:val="991"/>
   </w:num>
 </w:numbering>
